--- a/PF_LPI_Eq01 Resultados.docx
+++ b/PF_LPI_Eq01 Resultados.docx
@@ -630,7 +630,7 @@
           <w:rFonts w:ascii="Arial"/>
           <w:i/>
           <w:sz w:val="20"/>
-          <w:lang w:val="en-US"/>
+          <w:lang w:val="es-MX"/>
         </w:rPr>
       </w:pPr>
       <w:r>
@@ -638,7 +638,7 @@
           <w:rFonts w:ascii="Arial"/>
           <w:i/>
           <w:sz w:val="20"/>
-          <w:lang w:val="en-US"/>
+          <w:lang w:val="es-MX"/>
         </w:rPr>
         <w:t>Visual</w:t>
       </w:r>
@@ -648,7 +648,7 @@
           <w:i/>
           <w:spacing w:val="-3"/>
           <w:sz w:val="20"/>
-          <w:lang w:val="en-US"/>
+          <w:lang w:val="es-MX"/>
         </w:rPr>
         <w:t xml:space="preserve"> </w:t>
       </w:r>
@@ -657,7 +657,7 @@
           <w:rFonts w:ascii="Arial"/>
           <w:i/>
           <w:sz w:val="20"/>
-          <w:lang w:val="en-US"/>
+          <w:lang w:val="es-MX"/>
         </w:rPr>
         <w:t>Studio</w:t>
       </w:r>
@@ -667,7 +667,7 @@
           <w:i/>
           <w:spacing w:val="-4"/>
           <w:sz w:val="20"/>
-          <w:lang w:val="en-US"/>
+          <w:lang w:val="es-MX"/>
         </w:rPr>
         <w:t xml:space="preserve"> </w:t>
       </w:r>
@@ -676,7 +676,7 @@
           <w:rFonts w:ascii="Arial"/>
           <w:i/>
           <w:sz w:val="20"/>
-          <w:lang w:val="en-US"/>
+          <w:lang w:val="es-MX"/>
         </w:rPr>
         <w:t>|</w:t>
       </w:r>
@@ -686,7 +686,7 @@
           <w:i/>
           <w:spacing w:val="-6"/>
           <w:sz w:val="20"/>
-          <w:lang w:val="en-US"/>
+          <w:lang w:val="es-MX"/>
         </w:rPr>
         <w:t xml:space="preserve"> </w:t>
       </w:r>
@@ -695,7 +695,7 @@
           <w:rFonts w:ascii="Arial"/>
           <w:i/>
           <w:sz w:val="20"/>
-          <w:lang w:val="en-US"/>
+          <w:lang w:val="es-MX"/>
         </w:rPr>
         <w:t>C# |</w:t>
       </w:r>
@@ -705,7 +705,7 @@
           <w:i/>
           <w:spacing w:val="-5"/>
           <w:sz w:val="20"/>
-          <w:lang w:val="en-US"/>
+          <w:lang w:val="es-MX"/>
         </w:rPr>
         <w:t xml:space="preserve"> </w:t>
       </w:r>
@@ -714,7 +714,7 @@
           <w:rFonts w:ascii="Arial"/>
           <w:i/>
           <w:sz w:val="20"/>
-          <w:lang w:val="en-US"/>
+          <w:lang w:val="es-MX"/>
         </w:rPr>
         <w:t>Windows</w:t>
       </w:r>
@@ -724,26 +724,28 @@
           <w:i/>
           <w:spacing w:val="1"/>
           <w:sz w:val="20"/>
-          <w:lang w:val="en-US"/>
-        </w:rPr>
-        <w:t xml:space="preserve"> </w:t>
-      </w:r>
+          <w:lang w:val="es-MX"/>
+        </w:rPr>
+        <w:t xml:space="preserve"> </w:t>
+      </w:r>
+      <w:proofErr w:type="spellStart"/>
       <w:r>
         <w:rPr>
           <w:rFonts w:ascii="Arial"/>
           <w:i/>
           <w:sz w:val="20"/>
-          <w:lang w:val="en-US"/>
+          <w:lang w:val="es-MX"/>
         </w:rPr>
         <w:t>Forms</w:t>
       </w:r>
+      <w:proofErr w:type="spellEnd"/>
       <w:r>
         <w:rPr>
           <w:rFonts w:ascii="Arial"/>
           <w:i/>
           <w:spacing w:val="-4"/>
           <w:sz w:val="20"/>
-          <w:lang w:val="en-US"/>
+          <w:lang w:val="es-MX"/>
         </w:rPr>
         <w:t xml:space="preserve"> </w:t>
       </w:r>
@@ -752,7 +754,7 @@
           <w:rFonts w:ascii="Arial"/>
           <w:i/>
           <w:sz w:val="20"/>
-          <w:lang w:val="en-US"/>
+          <w:lang w:val="es-MX"/>
         </w:rPr>
         <w:t>|</w:t>
       </w:r>
@@ -762,7 +764,7 @@
           <w:i/>
           <w:spacing w:val="-5"/>
           <w:sz w:val="20"/>
-          <w:lang w:val="en-US"/>
+          <w:lang w:val="es-MX"/>
         </w:rPr>
         <w:t xml:space="preserve"> </w:t>
       </w:r>
@@ -771,7 +773,7 @@
           <w:rFonts w:ascii="Arial"/>
           <w:i/>
           <w:sz w:val="20"/>
-          <w:lang w:val="en-US"/>
+          <w:lang w:val="es-MX"/>
         </w:rPr>
         <w:t>.NET</w:t>
       </w:r>
@@ -781,7 +783,7 @@
           <w:i/>
           <w:spacing w:val="-1"/>
           <w:sz w:val="20"/>
-          <w:lang w:val="en-US"/>
+          <w:lang w:val="es-MX"/>
         </w:rPr>
         <w:t xml:space="preserve"> </w:t>
       </w:r>
@@ -790,7 +792,7 @@
           <w:rFonts w:ascii="Arial"/>
           <w:i/>
           <w:sz w:val="20"/>
-          <w:lang w:val="en-US"/>
+          <w:lang w:val="es-MX"/>
         </w:rPr>
         <w:t>Framework</w:t>
       </w:r>
@@ -800,7 +802,7 @@
           <w:i/>
           <w:spacing w:val="1"/>
           <w:sz w:val="20"/>
-          <w:lang w:val="en-US"/>
+          <w:lang w:val="es-MX"/>
         </w:rPr>
         <w:t xml:space="preserve"> </w:t>
       </w:r>
@@ -810,7 +812,7 @@
           <w:i/>
           <w:spacing w:val="-5"/>
           <w:sz w:val="20"/>
-          <w:lang w:val="en-US"/>
+          <w:lang w:val="es-MX"/>
         </w:rPr>
         <w:t>4.8</w:t>
       </w:r>
@@ -822,7 +824,7 @@
           <w:rFonts w:ascii="Arial"/>
           <w:i/>
           <w:sz w:val="20"/>
-          <w:lang w:val="en-US"/>
+          <w:lang w:val="es-MX"/>
         </w:rPr>
         <w:sectPr>
           <w:type w:val="continuous"/>
@@ -4712,15 +4714,7 @@
           <w:color w:val="000000"/>
           <w:sz w:val="21"/>
         </w:rPr>
-        <w:t>La interfaz solicita datos al usuario, los servicios aplican reglas de negocio y los repositorios guardan o consultan la información en SQLite.</w:t>
-      </w:r>
-      <w:r>
-        <w:rPr>
-          <w:rFonts w:ascii="Arial" w:hAnsi="Arial"/>
-          <w:color w:val="000000"/>
-          <w:sz w:val="21"/>
-        </w:rPr>
-        <w:t xml:space="preserve"> </w:t>
+        <w:t xml:space="preserve">La interfaz solicita datos al usuario, los servicios aplican reglas de negocio y los repositorios guardan o consultan la información en SQLite. </w:t>
       </w:r>
       <w:r>
         <w:rPr>
@@ -9861,6 +9855,9 @@
       <w:pPr>
         <w:spacing w:after="180"/>
         <w:jc w:val="center"/>
+        <w:rPr>
+          <w:lang w:val="pt-BR"/>
+        </w:rPr>
       </w:pPr>
       <w:r>
         <w:rPr>
@@ -9868,28 +9865,9 @@
           <w:i/>
           <w:color w:val="4B5563"/>
           <w:sz w:val="18"/>
-        </w:rPr>
-        <w:t xml:space="preserve">Figura 1. Arquitectura por capas de </w:t>
-      </w:r>
-      <w:proofErr w:type="spellStart"/>
-      <w:r>
-        <w:rPr>
-          <w:rFonts w:ascii="Arial" w:hAnsi="Arial"/>
-          <w:i/>
-          <w:color w:val="4B5563"/>
-          <w:sz w:val="18"/>
-        </w:rPr>
-        <w:t>NomiCore</w:t>
-      </w:r>
-      <w:proofErr w:type="spellEnd"/>
-      <w:r>
-        <w:rPr>
-          <w:rFonts w:ascii="Arial" w:hAnsi="Arial"/>
-          <w:i/>
-          <w:color w:val="4B5563"/>
-          <w:sz w:val="18"/>
-        </w:rPr>
-        <w:t>.</w:t>
+          <w:lang w:val="pt-BR"/>
+        </w:rPr>
+        <w:t>Figura 1. Arquitectura por capas de NomiCore.</w:t>
       </w:r>
     </w:p>
     <w:p>
@@ -9898,6 +9876,7 @@
         <w:spacing w:before="9"/>
         <w:rPr>
           <w:sz w:val="7"/>
+          <w:lang w:val="pt-BR"/>
         </w:rPr>
       </w:pPr>
     </w:p>
@@ -9910,6 +9889,7 @@
           <w:rFonts w:ascii="Arial" w:hAnsi="Arial"/>
           <w:i/>
           <w:sz w:val="18"/>
+          <w:lang w:val="pt-BR"/>
         </w:rPr>
       </w:pPr>
     </w:p>
@@ -11318,12 +11298,14 @@
               <w:spacing w:line="188" w:lineRule="exact"/>
               <w:rPr>
                 <w:sz w:val="18"/>
-              </w:rPr>
-            </w:pPr>
-            <w:r>
-              <w:rPr>
-                <w:color w:val="181822"/>
-                <w:sz w:val="18"/>
+                <w:lang w:val="pt-BR"/>
+              </w:rPr>
+            </w:pPr>
+            <w:r>
+              <w:rPr>
+                <w:color w:val="181822"/>
+                <w:sz w:val="18"/>
+                <w:lang w:val="pt-BR"/>
               </w:rPr>
               <w:t>Registra</w:t>
             </w:r>
@@ -11332,13 +11314,15 @@
                 <w:color w:val="181822"/>
                 <w:spacing w:val="-1"/>
                 <w:sz w:val="18"/>
-              </w:rPr>
-              <w:t xml:space="preserve"> </w:t>
-            </w:r>
-            <w:r>
-              <w:rPr>
-                <w:color w:val="181822"/>
-                <w:sz w:val="18"/>
+                <w:lang w:val="pt-BR"/>
+              </w:rPr>
+              <w:t xml:space="preserve"> </w:t>
+            </w:r>
+            <w:r>
+              <w:rPr>
+                <w:color w:val="181822"/>
+                <w:sz w:val="18"/>
+                <w:lang w:val="pt-BR"/>
               </w:rPr>
               <w:t>reportes</w:t>
             </w:r>
@@ -11347,13 +11331,15 @@
                 <w:color w:val="181822"/>
                 <w:spacing w:val="-1"/>
                 <w:sz w:val="18"/>
-              </w:rPr>
-              <w:t xml:space="preserve"> </w:t>
-            </w:r>
-            <w:r>
-              <w:rPr>
-                <w:color w:val="181822"/>
-                <w:sz w:val="18"/>
+                <w:lang w:val="pt-BR"/>
+              </w:rPr>
+              <w:t xml:space="preserve"> </w:t>
+            </w:r>
+            <w:r>
+              <w:rPr>
+                <w:color w:val="181822"/>
+                <w:sz w:val="18"/>
+                <w:lang w:val="pt-BR"/>
               </w:rPr>
               <w:t>exportados</w:t>
             </w:r>
@@ -11362,13 +11348,15 @@
                 <w:color w:val="181822"/>
                 <w:spacing w:val="-1"/>
                 <w:sz w:val="18"/>
-              </w:rPr>
-              <w:t xml:space="preserve"> </w:t>
-            </w:r>
-            <w:r>
-              <w:rPr>
-                <w:color w:val="181822"/>
-                <w:sz w:val="18"/>
+                <w:lang w:val="pt-BR"/>
+              </w:rPr>
+              <w:t xml:space="preserve"> </w:t>
+            </w:r>
+            <w:r>
+              <w:rPr>
+                <w:color w:val="181822"/>
+                <w:sz w:val="18"/>
+                <w:lang w:val="pt-BR"/>
               </w:rPr>
               <w:t xml:space="preserve">o </w:t>
             </w:r>
@@ -11377,6 +11365,7 @@
                 <w:color w:val="181822"/>
                 <w:spacing w:val="-2"/>
                 <w:sz w:val="18"/>
+                <w:lang w:val="pt-BR"/>
               </w:rPr>
               <w:t>generados.</w:t>
             </w:r>
@@ -11392,6 +11381,7 @@
           <w:rFonts w:ascii="Arial"/>
           <w:i/>
           <w:sz w:val="18"/>
+          <w:lang w:val="pt-BR"/>
         </w:rPr>
       </w:pPr>
     </w:p>
@@ -16208,6 +16198,9 @@
         <w:spacing w:before="1"/>
         <w:ind w:left="1080" w:right="1073"/>
         <w:jc w:val="both"/>
+        <w:rPr>
+          <w:color w:val="181822"/>
+        </w:rPr>
       </w:pPr>
       <w:r>
         <w:rPr>
@@ -16226,6 +16219,98 @@
           <w:color w:val="181822"/>
         </w:rPr>
         <w:t xml:space="preserve"> No incluye todos los atributos de cada clase, sino las relaciones esenciales: formularios consumen servicios, servicios usan repositorios, repositorios acceden a SQLite y las entidades representan el dominio de nómina.</w:t>
+      </w:r>
+    </w:p>
+    <w:p>
+      <w:pPr>
+        <w:pStyle w:val="Textoindependiente"/>
+        <w:spacing w:before="1"/>
+        <w:ind w:left="1080" w:right="1073"/>
+        <w:jc w:val="both"/>
+        <w:rPr>
+          <w:color w:val="181822"/>
+        </w:rPr>
+      </w:pPr>
+    </w:p>
+    <w:p>
+      <w:pPr>
+        <w:pStyle w:val="Textoindependiente"/>
+        <w:spacing w:before="1"/>
+        <w:ind w:left="1080" w:right="1073"/>
+        <w:jc w:val="center"/>
+      </w:pPr>
+      <w:r>
+        <w:rPr>
+          <w:noProof/>
+        </w:rPr>
+        <w:drawing>
+          <wp:inline distT="0" distB="0" distL="0" distR="0" wp14:anchorId="7969372E" wp14:editId="6CC63F4C">
+            <wp:extent cx="2405795" cy="3352800"/>
+            <wp:effectExtent l="0" t="0" r="0" b="0"/>
+            <wp:docPr id="2059364937" name="Imagen 2"/>
+            <wp:cNvGraphicFramePr>
+              <a:graphicFrameLocks xmlns:a="http://schemas.openxmlformats.org/drawingml/2006/main" noChangeAspect="1"/>
+            </wp:cNvGraphicFramePr>
+            <a:graphic xmlns:a="http://schemas.openxmlformats.org/drawingml/2006/main">
+              <a:graphicData uri="http://schemas.openxmlformats.org/drawingml/2006/picture">
+                <pic:pic xmlns:pic="http://schemas.openxmlformats.org/drawingml/2006/picture">
+                  <pic:nvPicPr>
+                    <pic:cNvPr id="2059364937" name="Imagen 2059364937"/>
+                    <pic:cNvPicPr/>
+                  </pic:nvPicPr>
+                  <pic:blipFill>
+                    <a:blip r:embed="rId13" cstate="print">
+                      <a:extLst>
+                        <a:ext uri="{28A0092B-C50C-407E-A947-70E740481C1C}">
+                          <a14:useLocalDpi xmlns:a14="http://schemas.microsoft.com/office/drawing/2010/main" val="0"/>
+                        </a:ext>
+                      </a:extLst>
+                    </a:blip>
+                    <a:stretch>
+                      <a:fillRect/>
+                    </a:stretch>
+                  </pic:blipFill>
+                  <pic:spPr>
+                    <a:xfrm>
+                      <a:off x="0" y="0"/>
+                      <a:ext cx="2412567" cy="3362238"/>
+                    </a:xfrm>
+                    <a:prstGeom prst="rect">
+                      <a:avLst/>
+                    </a:prstGeom>
+                  </pic:spPr>
+                </pic:pic>
+              </a:graphicData>
+            </a:graphic>
+          </wp:inline>
+        </w:drawing>
+      </w:r>
+    </w:p>
+    <w:p>
+      <w:pPr>
+        <w:pStyle w:val="Textoindependiente"/>
+        <w:spacing w:before="1"/>
+        <w:ind w:left="1080" w:right="1073"/>
+        <w:jc w:val="center"/>
+        <w:rPr>
+          <w:rFonts w:ascii="Arial" w:hAnsi="Arial" w:cs="Arial"/>
+          <w:i/>
+          <w:iCs/>
+          <w:color w:val="595959" w:themeColor="text1" w:themeTint="A6"/>
+          <w:sz w:val="18"/>
+          <w:szCs w:val="18"/>
+        </w:rPr>
+      </w:pPr>
+      <w:r>
+        <w:rPr>
+          <w:rFonts w:ascii="Arial" w:hAnsi="Arial" w:cs="Arial"/>
+          <w:i/>
+          <w:iCs/>
+          <w:color w:val="595959" w:themeColor="text1" w:themeTint="A6"/>
+          <w:sz w:val="18"/>
+          <w:szCs w:val="18"/>
+        </w:rPr>
+        <w:t>Figura 3. Explorador de soluciones</w:t>
       </w:r>
     </w:p>
     <w:p>
@@ -17368,6 +17453,7 @@
                 <w:spacing w:val="-2"/>
                 <w:sz w:val="18"/>
               </w:rPr>
+              <w:lastRenderedPageBreak/>
               <w:t>Reportes</w:t>
             </w:r>
           </w:p>
@@ -19145,7 +19231,7 @@
                     <pic:cNvPicPr/>
                   </pic:nvPicPr>
                   <pic:blipFill>
-                    <a:blip r:embed="rId13"/>
+                    <a:blip r:embed="rId14"/>
                     <a:stretch>
                       <a:fillRect/>
                     </a:stretch>
@@ -19178,7 +19264,25 @@
           <w:color w:val="4B5563"/>
           <w:sz w:val="18"/>
         </w:rPr>
-        <w:t xml:space="preserve">Figura 3. Inicio de sesión de </w:t>
+        <w:t xml:space="preserve">Figura </w:t>
+      </w:r>
+      <w:r>
+        <w:rPr>
+          <w:rFonts w:ascii="Arial" w:hAnsi="Arial"/>
+          <w:i/>
+          <w:color w:val="4B5563"/>
+          <w:sz w:val="18"/>
+        </w:rPr>
+        <w:t>4</w:t>
+      </w:r>
+      <w:r>
+        <w:rPr>
+          <w:rFonts w:ascii="Arial" w:hAnsi="Arial"/>
+          <w:i/>
+          <w:color w:val="4B5563"/>
+          <w:sz w:val="18"/>
+        </w:rPr>
+        <w:t xml:space="preserve">. Inicio de sesión de </w:t>
       </w:r>
       <w:proofErr w:type="spellStart"/>
       <w:r>
@@ -19223,88 +19327,6 @@
                 <pic:pic xmlns:pic="http://schemas.openxmlformats.org/drawingml/2006/picture">
                   <pic:nvPicPr>
                     <pic:cNvPr id="0" name="Screenshot 2026-06-28 174425.png"/>
-                    <pic:cNvPicPr/>
-                  </pic:nvPicPr>
-                  <pic:blipFill>
-                    <a:blip r:embed="rId14"/>
-                    <a:stretch>
-                      <a:fillRect/>
-                    </a:stretch>
-                  </pic:blipFill>
-                  <pic:spPr>
-                    <a:xfrm>
-                      <a:off x="0" y="0"/>
-                      <a:ext cx="5486400" cy="3083597"/>
-                    </a:xfrm>
-                    <a:prstGeom prst="rect">
-                      <a:avLst/>
-                    </a:prstGeom>
-                  </pic:spPr>
-                </pic:pic>
-              </a:graphicData>
-            </a:graphic>
-          </wp:inline>
-        </w:drawing>
-      </w:r>
-    </w:p>
-    <w:p>
-      <w:pPr>
-        <w:spacing w:after="180"/>
-        <w:jc w:val="center"/>
-      </w:pPr>
-      <w:r>
-        <w:rPr>
-          <w:rFonts w:ascii="Arial" w:hAnsi="Arial"/>
-          <w:i/>
-          <w:color w:val="4B5563"/>
-          <w:sz w:val="18"/>
-        </w:rPr>
-        <w:t xml:space="preserve">Figura 4. </w:t>
-      </w:r>
-      <w:proofErr w:type="spellStart"/>
-      <w:r>
-        <w:rPr>
-          <w:rFonts w:ascii="Arial" w:hAnsi="Arial"/>
-          <w:i/>
-          <w:color w:val="4B5563"/>
-          <w:sz w:val="18"/>
-        </w:rPr>
-        <w:t>Dashboard</w:t>
-      </w:r>
-      <w:proofErr w:type="spellEnd"/>
-      <w:r>
-        <w:rPr>
-          <w:rFonts w:ascii="Arial" w:hAnsi="Arial"/>
-          <w:i/>
-          <w:color w:val="4B5563"/>
-          <w:sz w:val="18"/>
-        </w:rPr>
-        <w:t xml:space="preserve"> o panel ejecutivo.</w:t>
-      </w:r>
-    </w:p>
-    <w:p>
-      <w:pPr>
-        <w:spacing w:before="80" w:after="40"/>
-        <w:jc w:val="center"/>
-      </w:pPr>
-      <w:r>
-        <w:rPr>
-          <w:noProof/>
-        </w:rPr>
-        <w:lastRenderedPageBreak/>
-        <w:drawing>
-          <wp:inline distT="0" distB="0" distL="0" distR="0" wp14:anchorId="625891EE" wp14:editId="7AE3509E">
-            <wp:extent cx="5486400" cy="3083597"/>
-            <wp:effectExtent l="0" t="0" r="0" b="0"/>
-            <wp:docPr id="5" name="Picture 5" descr="Figura 5. Gestión de empleados." title="Figura 5. Gestión de empleados."/>
-            <wp:cNvGraphicFramePr>
-              <a:graphicFrameLocks xmlns:a="http://schemas.openxmlformats.org/drawingml/2006/main" noChangeAspect="1"/>
-            </wp:cNvGraphicFramePr>
-            <a:graphic xmlns:a="http://schemas.openxmlformats.org/drawingml/2006/main">
-              <a:graphicData uri="http://schemas.openxmlformats.org/drawingml/2006/picture">
-                <pic:pic xmlns:pic="http://schemas.openxmlformats.org/drawingml/2006/picture">
-                  <pic:nvPicPr>
-                    <pic:cNvPr id="0" name="Screenshot 2026-06-28 174431.png"/>
                     <pic:cNvPicPr/>
                   </pic:nvPicPr>
                   <pic:blipFill>
@@ -19333,6 +19355,9 @@
       <w:pPr>
         <w:spacing w:after="180"/>
         <w:jc w:val="center"/>
+        <w:rPr>
+          <w:lang w:val="pt-BR"/>
+        </w:rPr>
       </w:pPr>
       <w:r>
         <w:rPr>
@@ -19340,8 +19365,29 @@
           <w:i/>
           <w:color w:val="4B5563"/>
           <w:sz w:val="18"/>
-        </w:rPr>
-        <w:t>Figura 5. Gestión de empleados.</w:t>
+          <w:lang w:val="pt-BR"/>
+        </w:rPr>
+        <w:t xml:space="preserve">Figura </w:t>
+      </w:r>
+      <w:r>
+        <w:rPr>
+          <w:rFonts w:ascii="Arial" w:hAnsi="Arial"/>
+          <w:i/>
+          <w:color w:val="4B5563"/>
+          <w:sz w:val="18"/>
+          <w:lang w:val="pt-BR"/>
+        </w:rPr>
+        <w:t>5</w:t>
+      </w:r>
+      <w:r>
+        <w:rPr>
+          <w:rFonts w:ascii="Arial" w:hAnsi="Arial"/>
+          <w:i/>
+          <w:color w:val="4B5563"/>
+          <w:sz w:val="18"/>
+          <w:lang w:val="pt-BR"/>
+        </w:rPr>
+        <w:t>. Dashboard o panel ejecutivo.</w:t>
       </w:r>
     </w:p>
     <w:p>
@@ -19353,11 +19399,12 @@
         <w:rPr>
           <w:noProof/>
         </w:rPr>
+        <w:lastRenderedPageBreak/>
         <w:drawing>
-          <wp:inline distT="0" distB="0" distL="0" distR="0" wp14:anchorId="7D98B295" wp14:editId="660801A0">
+          <wp:inline distT="0" distB="0" distL="0" distR="0" wp14:anchorId="625891EE" wp14:editId="7AE3509E">
             <wp:extent cx="5486400" cy="3083597"/>
             <wp:effectExtent l="0" t="0" r="0" b="0"/>
-            <wp:docPr id="6" name="Picture 6" descr="Figura 6. Control de asistencia." title="Figura 6. Control de asistencia."/>
+            <wp:docPr id="5" name="Picture 5" descr="Figura 5. Gestión de empleados." title="Figura 5. Gestión de empleados."/>
             <wp:cNvGraphicFramePr>
               <a:graphicFrameLocks xmlns:a="http://schemas.openxmlformats.org/drawingml/2006/main" noChangeAspect="1"/>
             </wp:cNvGraphicFramePr>
@@ -19365,7 +19412,7 @@
               <a:graphicData uri="http://schemas.openxmlformats.org/drawingml/2006/picture">
                 <pic:pic xmlns:pic="http://schemas.openxmlformats.org/drawingml/2006/picture">
                   <pic:nvPicPr>
-                    <pic:cNvPr id="0" name="Screenshot 2026-06-28 174436.png"/>
+                    <pic:cNvPr id="0" name="Screenshot 2026-06-28 174431.png"/>
                     <pic:cNvPicPr/>
                   </pic:nvPicPr>
                   <pic:blipFill>
@@ -19402,7 +19449,25 @@
           <w:color w:val="4B5563"/>
           <w:sz w:val="18"/>
         </w:rPr>
-        <w:t>Figura 6. Control de asistencia.</w:t>
+        <w:t xml:space="preserve">Figura </w:t>
+      </w:r>
+      <w:r>
+        <w:rPr>
+          <w:rFonts w:ascii="Arial" w:hAnsi="Arial"/>
+          <w:i/>
+          <w:color w:val="4B5563"/>
+          <w:sz w:val="18"/>
+        </w:rPr>
+        <w:t>6</w:t>
+      </w:r>
+      <w:r>
+        <w:rPr>
+          <w:rFonts w:ascii="Arial" w:hAnsi="Arial"/>
+          <w:i/>
+          <w:color w:val="4B5563"/>
+          <w:sz w:val="18"/>
+        </w:rPr>
+        <w:t>. Gestión de empleados.</w:t>
       </w:r>
     </w:p>
     <w:p>
@@ -19415,10 +19480,10 @@
           <w:noProof/>
         </w:rPr>
         <w:drawing>
-          <wp:inline distT="0" distB="0" distL="0" distR="0" wp14:anchorId="5C334EEF" wp14:editId="376811AC">
+          <wp:inline distT="0" distB="0" distL="0" distR="0" wp14:anchorId="7D98B295" wp14:editId="660801A0">
             <wp:extent cx="5486400" cy="3083597"/>
             <wp:effectExtent l="0" t="0" r="0" b="0"/>
-            <wp:docPr id="7" name="Picture 7" descr="Figura 7. Cálculo de nómina." title="Figura 7. Cálculo de nómina."/>
+            <wp:docPr id="6" name="Picture 6" descr="Figura 6. Control de asistencia." title="Figura 6. Control de asistencia."/>
             <wp:cNvGraphicFramePr>
               <a:graphicFrameLocks xmlns:a="http://schemas.openxmlformats.org/drawingml/2006/main" noChangeAspect="1"/>
             </wp:cNvGraphicFramePr>
@@ -19426,7 +19491,7 @@
               <a:graphicData uri="http://schemas.openxmlformats.org/drawingml/2006/picture">
                 <pic:pic xmlns:pic="http://schemas.openxmlformats.org/drawingml/2006/picture">
                   <pic:nvPicPr>
-                    <pic:cNvPr id="0" name="Screenshot 2026-06-28 174441.png"/>
+                    <pic:cNvPr id="0" name="Screenshot 2026-06-28 174436.png"/>
                     <pic:cNvPicPr/>
                   </pic:nvPicPr>
                   <pic:blipFill>
@@ -19463,7 +19528,25 @@
           <w:color w:val="4B5563"/>
           <w:sz w:val="18"/>
         </w:rPr>
-        <w:t>Figura 7. Cálculo de nómina.</w:t>
+        <w:t xml:space="preserve">Figura </w:t>
+      </w:r>
+      <w:r>
+        <w:rPr>
+          <w:rFonts w:ascii="Arial" w:hAnsi="Arial"/>
+          <w:i/>
+          <w:color w:val="4B5563"/>
+          <w:sz w:val="18"/>
+        </w:rPr>
+        <w:t>7</w:t>
+      </w:r>
+      <w:r>
+        <w:rPr>
+          <w:rFonts w:ascii="Arial" w:hAnsi="Arial"/>
+          <w:i/>
+          <w:color w:val="4B5563"/>
+          <w:sz w:val="18"/>
+        </w:rPr>
+        <w:t>. Control de asistencia.</w:t>
       </w:r>
     </w:p>
     <w:p>
@@ -19475,12 +19558,11 @@
         <w:rPr>
           <w:noProof/>
         </w:rPr>
-        <w:lastRenderedPageBreak/>
         <w:drawing>
-          <wp:inline distT="0" distB="0" distL="0" distR="0" wp14:anchorId="2E7ACE13" wp14:editId="38407988">
+          <wp:inline distT="0" distB="0" distL="0" distR="0" wp14:anchorId="5C334EEF" wp14:editId="376811AC">
             <wp:extent cx="5486400" cy="3083597"/>
             <wp:effectExtent l="0" t="0" r="0" b="0"/>
-            <wp:docPr id="8" name="Picture 8" descr="Figura 8. Consulta de comprobantes." title="Figura 8. Consulta de comprobantes."/>
+            <wp:docPr id="7" name="Picture 7" descr="Figura 7. Cálculo de nómina." title="Figura 7. Cálculo de nómina."/>
             <wp:cNvGraphicFramePr>
               <a:graphicFrameLocks xmlns:a="http://schemas.openxmlformats.org/drawingml/2006/main" noChangeAspect="1"/>
             </wp:cNvGraphicFramePr>
@@ -19488,7 +19570,7 @@
               <a:graphicData uri="http://schemas.openxmlformats.org/drawingml/2006/picture">
                 <pic:pic xmlns:pic="http://schemas.openxmlformats.org/drawingml/2006/picture">
                   <pic:nvPicPr>
-                    <pic:cNvPr id="0" name="Screenshot 2026-06-28 174446.png"/>
+                    <pic:cNvPr id="0" name="Screenshot 2026-06-28 174441.png"/>
                     <pic:cNvPicPr/>
                   </pic:nvPicPr>
                   <pic:blipFill>
@@ -19525,7 +19607,25 @@
           <w:color w:val="4B5563"/>
           <w:sz w:val="18"/>
         </w:rPr>
-        <w:t>Figura 8. Consulta de comprobantes.</w:t>
+        <w:t xml:space="preserve">Figura </w:t>
+      </w:r>
+      <w:r>
+        <w:rPr>
+          <w:rFonts w:ascii="Arial" w:hAnsi="Arial"/>
+          <w:i/>
+          <w:color w:val="4B5563"/>
+          <w:sz w:val="18"/>
+        </w:rPr>
+        <w:t>8</w:t>
+      </w:r>
+      <w:r>
+        <w:rPr>
+          <w:rFonts w:ascii="Arial" w:hAnsi="Arial"/>
+          <w:i/>
+          <w:color w:val="4B5563"/>
+          <w:sz w:val="18"/>
+        </w:rPr>
+        <w:t>. Cálculo de nómina.</w:t>
       </w:r>
     </w:p>
     <w:p>
@@ -19537,11 +19637,12 @@
         <w:rPr>
           <w:noProof/>
         </w:rPr>
+        <w:lastRenderedPageBreak/>
         <w:drawing>
-          <wp:inline distT="0" distB="0" distL="0" distR="0" wp14:anchorId="1C832CF3" wp14:editId="6F60383F">
+          <wp:inline distT="0" distB="0" distL="0" distR="0" wp14:anchorId="2E7ACE13" wp14:editId="38407988">
             <wp:extent cx="5486400" cy="3083597"/>
             <wp:effectExtent l="0" t="0" r="0" b="0"/>
-            <wp:docPr id="9" name="Picture 9" descr="Figura 9. Centro de reportes." title="Figura 9. Centro de reportes."/>
+            <wp:docPr id="8" name="Picture 8" descr="Figura 8. Consulta de comprobantes." title="Figura 8. Consulta de comprobantes."/>
             <wp:cNvGraphicFramePr>
               <a:graphicFrameLocks xmlns:a="http://schemas.openxmlformats.org/drawingml/2006/main" noChangeAspect="1"/>
             </wp:cNvGraphicFramePr>
@@ -19549,7 +19650,7 @@
               <a:graphicData uri="http://schemas.openxmlformats.org/drawingml/2006/picture">
                 <pic:pic xmlns:pic="http://schemas.openxmlformats.org/drawingml/2006/picture">
                   <pic:nvPicPr>
-                    <pic:cNvPr id="0" name="Screenshot 2026-06-28 174452.png"/>
+                    <pic:cNvPr id="0" name="Screenshot 2026-06-28 174446.png"/>
                     <pic:cNvPicPr/>
                   </pic:nvPicPr>
                   <pic:blipFill>
@@ -19586,7 +19687,104 @@
           <w:color w:val="4B5563"/>
           <w:sz w:val="18"/>
         </w:rPr>
-        <w:t>Figura 9. Centro de reportes.</w:t>
+        <w:t xml:space="preserve">Figura </w:t>
+      </w:r>
+      <w:r>
+        <w:rPr>
+          <w:rFonts w:ascii="Arial" w:hAnsi="Arial"/>
+          <w:i/>
+          <w:color w:val="4B5563"/>
+          <w:sz w:val="18"/>
+        </w:rPr>
+        <w:t>9</w:t>
+      </w:r>
+      <w:r>
+        <w:rPr>
+          <w:rFonts w:ascii="Arial" w:hAnsi="Arial"/>
+          <w:i/>
+          <w:color w:val="4B5563"/>
+          <w:sz w:val="18"/>
+        </w:rPr>
+        <w:t>. Consulta de comprobantes.</w:t>
+      </w:r>
+    </w:p>
+    <w:p>
+      <w:pPr>
+        <w:spacing w:before="80" w:after="40"/>
+        <w:jc w:val="center"/>
+      </w:pPr>
+      <w:r>
+        <w:rPr>
+          <w:noProof/>
+        </w:rPr>
+        <w:drawing>
+          <wp:inline distT="0" distB="0" distL="0" distR="0" wp14:anchorId="1C832CF3" wp14:editId="6F60383F">
+            <wp:extent cx="5486400" cy="3083597"/>
+            <wp:effectExtent l="0" t="0" r="0" b="0"/>
+            <wp:docPr id="9" name="Picture 9" descr="Figura 9. Centro de reportes." title="Figura 9. Centro de reportes."/>
+            <wp:cNvGraphicFramePr>
+              <a:graphicFrameLocks xmlns:a="http://schemas.openxmlformats.org/drawingml/2006/main" noChangeAspect="1"/>
+            </wp:cNvGraphicFramePr>
+            <a:graphic xmlns:a="http://schemas.openxmlformats.org/drawingml/2006/main">
+              <a:graphicData uri="http://schemas.openxmlformats.org/drawingml/2006/picture">
+                <pic:pic xmlns:pic="http://schemas.openxmlformats.org/drawingml/2006/picture">
+                  <pic:nvPicPr>
+                    <pic:cNvPr id="0" name="Screenshot 2026-06-28 174452.png"/>
+                    <pic:cNvPicPr/>
+                  </pic:nvPicPr>
+                  <pic:blipFill>
+                    <a:blip r:embed="rId20"/>
+                    <a:stretch>
+                      <a:fillRect/>
+                    </a:stretch>
+                  </pic:blipFill>
+                  <pic:spPr>
+                    <a:xfrm>
+                      <a:off x="0" y="0"/>
+                      <a:ext cx="5486400" cy="3083597"/>
+                    </a:xfrm>
+                    <a:prstGeom prst="rect">
+                      <a:avLst/>
+                    </a:prstGeom>
+                  </pic:spPr>
+                </pic:pic>
+              </a:graphicData>
+            </a:graphic>
+          </wp:inline>
+        </w:drawing>
+      </w:r>
+    </w:p>
+    <w:p>
+      <w:pPr>
+        <w:spacing w:after="180"/>
+        <w:jc w:val="center"/>
+      </w:pPr>
+      <w:r>
+        <w:rPr>
+          <w:rFonts w:ascii="Arial" w:hAnsi="Arial"/>
+          <w:i/>
+          <w:color w:val="4B5563"/>
+          <w:sz w:val="18"/>
+        </w:rPr>
+        <w:t xml:space="preserve">Figura </w:t>
+      </w:r>
+      <w:r>
+        <w:rPr>
+          <w:rFonts w:ascii="Arial" w:hAnsi="Arial"/>
+          <w:i/>
+          <w:color w:val="4B5563"/>
+          <w:sz w:val="18"/>
+        </w:rPr>
+        <w:t>10</w:t>
+      </w:r>
+      <w:r>
+        <w:rPr>
+          <w:rFonts w:ascii="Arial" w:hAnsi="Arial"/>
+          <w:i/>
+          <w:color w:val="4B5563"/>
+          <w:sz w:val="18"/>
+        </w:rPr>
+        <w:t>. Centro de reportes.</w:t>
       </w:r>
     </w:p>
     <w:p>
@@ -19614,7 +19812,7 @@
                     <pic:cNvPicPr/>
                   </pic:nvPicPr>
                   <pic:blipFill>
-                    <a:blip r:embed="rId20"/>
+                    <a:blip r:embed="rId21"/>
                     <a:stretch>
                       <a:fillRect/>
                     </a:stretch>
@@ -19647,7 +19845,25 @@
           <w:color w:val="4B5563"/>
           <w:sz w:val="18"/>
         </w:rPr>
-        <w:t>Figura 10. Configuración del sistema.</w:t>
+        <w:t>Figura 1</w:t>
+      </w:r>
+      <w:r>
+        <w:rPr>
+          <w:rFonts w:ascii="Arial" w:hAnsi="Arial"/>
+          <w:i/>
+          <w:color w:val="4B5563"/>
+          <w:sz w:val="18"/>
+        </w:rPr>
+        <w:t>1</w:t>
+      </w:r>
+      <w:r>
+        <w:rPr>
+          <w:rFonts w:ascii="Arial" w:hAnsi="Arial"/>
+          <w:i/>
+          <w:color w:val="4B5563"/>
+          <w:sz w:val="18"/>
+        </w:rPr>
+        <w:t>. Configuración del sistema.</w:t>
       </w:r>
     </w:p>
     <w:p>
@@ -19673,67 +19889,6 @@
                 <pic:pic xmlns:pic="http://schemas.openxmlformats.org/drawingml/2006/picture">
                   <pic:nvPicPr>
                     <pic:cNvPr id="0" name="Screenshot 2026-06-28 174502.png"/>
-                    <pic:cNvPicPr/>
-                  </pic:nvPicPr>
-                  <pic:blipFill>
-                    <a:blip r:embed="rId21"/>
-                    <a:stretch>
-                      <a:fillRect/>
-                    </a:stretch>
-                  </pic:blipFill>
-                  <pic:spPr>
-                    <a:xfrm>
-                      <a:off x="0" y="0"/>
-                      <a:ext cx="5486400" cy="3083597"/>
-                    </a:xfrm>
-                    <a:prstGeom prst="rect">
-                      <a:avLst/>
-                    </a:prstGeom>
-                  </pic:spPr>
-                </pic:pic>
-              </a:graphicData>
-            </a:graphic>
-          </wp:inline>
-        </w:drawing>
-      </w:r>
-    </w:p>
-    <w:p>
-      <w:pPr>
-        <w:spacing w:after="180"/>
-        <w:jc w:val="center"/>
-      </w:pPr>
-      <w:r>
-        <w:rPr>
-          <w:rFonts w:ascii="Arial" w:hAnsi="Arial"/>
-          <w:i/>
-          <w:color w:val="4B5563"/>
-          <w:sz w:val="18"/>
-        </w:rPr>
-        <w:t>Figura 11. Formulario Acerca de.</w:t>
-      </w:r>
-    </w:p>
-    <w:p>
-      <w:pPr>
-        <w:spacing w:before="80" w:after="40"/>
-        <w:jc w:val="center"/>
-      </w:pPr>
-      <w:r>
-        <w:rPr>
-          <w:noProof/>
-        </w:rPr>
-        <w:drawing>
-          <wp:inline distT="0" distB="0" distL="0" distR="0" wp14:anchorId="2C4C37CE" wp14:editId="0305B255">
-            <wp:extent cx="5486400" cy="3083597"/>
-            <wp:effectExtent l="0" t="0" r="0" b="0"/>
-            <wp:docPr id="12" name="Picture 12" descr="Figura 12. Vista previa de impresión del comprobante." title="Figura 12. Vista previa de impresión del comprobante."/>
-            <wp:cNvGraphicFramePr>
-              <a:graphicFrameLocks xmlns:a="http://schemas.openxmlformats.org/drawingml/2006/main" noChangeAspect="1"/>
-            </wp:cNvGraphicFramePr>
-            <a:graphic xmlns:a="http://schemas.openxmlformats.org/drawingml/2006/main">
-              <a:graphicData uri="http://schemas.openxmlformats.org/drawingml/2006/picture">
-                <pic:pic xmlns:pic="http://schemas.openxmlformats.org/drawingml/2006/picture">
-                  <pic:nvPicPr>
-                    <pic:cNvPr id="0" name="Screenshot 2026-06-28 174515.png"/>
                     <pic:cNvPicPr/>
                   </pic:nvPicPr>
                   <pic:blipFill>
@@ -19770,7 +19925,104 @@
           <w:color w:val="4B5563"/>
           <w:sz w:val="18"/>
         </w:rPr>
-        <w:t>Figura 12. Vista previa de impresión del comprobante.</w:t>
+        <w:t>Figura 1</w:t>
+      </w:r>
+      <w:r>
+        <w:rPr>
+          <w:rFonts w:ascii="Arial" w:hAnsi="Arial"/>
+          <w:i/>
+          <w:color w:val="4B5563"/>
+          <w:sz w:val="18"/>
+        </w:rPr>
+        <w:t>2</w:t>
+      </w:r>
+      <w:r>
+        <w:rPr>
+          <w:rFonts w:ascii="Arial" w:hAnsi="Arial"/>
+          <w:i/>
+          <w:color w:val="4B5563"/>
+          <w:sz w:val="18"/>
+        </w:rPr>
+        <w:t>. Formulario Acerca de.</w:t>
+      </w:r>
+    </w:p>
+    <w:p>
+      <w:pPr>
+        <w:spacing w:before="80" w:after="40"/>
+        <w:jc w:val="center"/>
+      </w:pPr>
+      <w:r>
+        <w:rPr>
+          <w:noProof/>
+        </w:rPr>
+        <w:drawing>
+          <wp:inline distT="0" distB="0" distL="0" distR="0" wp14:anchorId="2C4C37CE" wp14:editId="0305B255">
+            <wp:extent cx="5486400" cy="3083597"/>
+            <wp:effectExtent l="0" t="0" r="0" b="0"/>
+            <wp:docPr id="12" name="Picture 12" descr="Figura 12. Vista previa de impresión del comprobante." title="Figura 12. Vista previa de impresión del comprobante."/>
+            <wp:cNvGraphicFramePr>
+              <a:graphicFrameLocks xmlns:a="http://schemas.openxmlformats.org/drawingml/2006/main" noChangeAspect="1"/>
+            </wp:cNvGraphicFramePr>
+            <a:graphic xmlns:a="http://schemas.openxmlformats.org/drawingml/2006/main">
+              <a:graphicData uri="http://schemas.openxmlformats.org/drawingml/2006/picture">
+                <pic:pic xmlns:pic="http://schemas.openxmlformats.org/drawingml/2006/picture">
+                  <pic:nvPicPr>
+                    <pic:cNvPr id="0" name="Screenshot 2026-06-28 174515.png"/>
+                    <pic:cNvPicPr/>
+                  </pic:nvPicPr>
+                  <pic:blipFill>
+                    <a:blip r:embed="rId23"/>
+                    <a:stretch>
+                      <a:fillRect/>
+                    </a:stretch>
+                  </pic:blipFill>
+                  <pic:spPr>
+                    <a:xfrm>
+                      <a:off x="0" y="0"/>
+                      <a:ext cx="5486400" cy="3083597"/>
+                    </a:xfrm>
+                    <a:prstGeom prst="rect">
+                      <a:avLst/>
+                    </a:prstGeom>
+                  </pic:spPr>
+                </pic:pic>
+              </a:graphicData>
+            </a:graphic>
+          </wp:inline>
+        </w:drawing>
+      </w:r>
+    </w:p>
+    <w:p>
+      <w:pPr>
+        <w:spacing w:after="180"/>
+        <w:jc w:val="center"/>
+      </w:pPr>
+      <w:r>
+        <w:rPr>
+          <w:rFonts w:ascii="Arial" w:hAnsi="Arial"/>
+          <w:i/>
+          <w:color w:val="4B5563"/>
+          <w:sz w:val="18"/>
+        </w:rPr>
+        <w:t>Figura 1</w:t>
+      </w:r>
+      <w:r>
+        <w:rPr>
+          <w:rFonts w:ascii="Arial" w:hAnsi="Arial"/>
+          <w:i/>
+          <w:color w:val="4B5563"/>
+          <w:sz w:val="18"/>
+        </w:rPr>
+        <w:t>3</w:t>
+      </w:r>
+      <w:r>
+        <w:rPr>
+          <w:rFonts w:ascii="Arial" w:hAnsi="Arial"/>
+          <w:i/>
+          <w:color w:val="4B5563"/>
+          <w:sz w:val="18"/>
+        </w:rPr>
+        <w:t>. Vista previa de impresión del comprobante.</w:t>
       </w:r>
     </w:p>
     <w:p>
